--- a/analysis/analysis/output/t_test_results.docx
+++ b/analysis/analysis/output/t_test_results.docx
@@ -16,13 +16,13 @@
         <w:pStyle w:val="FirstParagraph"/>
       </w:pPr>
       <w:r>
-        <w:t xml:space="preserve">T-Statistic: 2.8723</w:t>
+        <w:t xml:space="preserve">T-Statistic: 3.9419</w:t>
       </w:r>
       <w:r>
         <w:t xml:space="preserve"> </w:t>
       </w:r>
       <w:r>
-        <w:t xml:space="preserve">P-Value: 0.0041</w:t>
+        <w:t xml:space="preserve">P-Value: 0.0001</w:t>
       </w:r>
       <w:r>
         <w:t xml:space="preserve"> </w:t>
@@ -46,19 +46,19 @@
         <w:pStyle w:val="FirstParagraph"/>
       </w:pPr>
       <w:r>
-        <w:t xml:space="preserve">T-Statistic: 2.1457</w:t>
+        <w:t xml:space="preserve">T-Statistic: 1.9390</w:t>
       </w:r>
       <w:r>
         <w:t xml:space="preserve"> </w:t>
       </w:r>
       <w:r>
-        <w:t xml:space="preserve">P-Value: 0.0319</w:t>
+        <w:t xml:space="preserve">P-Value: 0.0525</w:t>
       </w:r>
       <w:r>
         <w:t xml:space="preserve"> </w:t>
       </w:r>
       <w:r>
-        <w:t xml:space="preserve">The difference in response time for recent spills is statistically significant.</w:t>
+        <w:t xml:space="preserve">The difference in response time for recent spills is not statistically significant.</w:t>
       </w:r>
     </w:p>
     <w:bookmarkEnd w:id="21"/>
